--- a/sistema_informatico/Análisis Requisitos-AdriánTirado.docx
+++ b/sistema_informatico/Análisis Requisitos-AdriánTirado.docx
@@ -14,7 +14,7 @@
         <mc:AlternateContent>
           <mc:Choice Requires="wps">
             <w:drawing>
-              <wp:anchor distT="0" distB="0" distL="114300" distR="114300" simplePos="0" relativeHeight="251666432" behindDoc="1" locked="0" layoutInCell="1" allowOverlap="1" wp14:anchorId="2934EC10" wp14:editId="6E50E818">
+              <wp:anchor distT="0" distB="0" distL="114300" distR="114300" simplePos="0" relativeHeight="251666432" behindDoc="1" locked="0" layoutInCell="1" allowOverlap="1" wp14:anchorId="598FE250" wp14:editId="7FE9ED3A">
                 <wp:simplePos x="0" y="0"/>
                 <wp:positionH relativeFrom="margin">
                   <wp:posOffset>2763672</wp:posOffset>
@@ -98,7 +98,7 @@
           </mc:Choice>
           <mc:Fallback>
             <w:pict>
-              <v:shapetype w14:anchorId="2934EC10" id="_x0000_t202" coordsize="21600,21600" o:spt="202" path="m,l,21600r21600,l21600,xe">
+              <v:shapetype w14:anchorId="598FE250" id="_x0000_t202" coordsize="21600,21600" o:spt="202" path="m,l,21600r21600,l21600,xe">
                 <v:stroke joinstyle="miter"/>
                 <v:path gradientshapeok="t" o:connecttype="rect"/>
               </v:shapetype>
@@ -146,7 +146,7 @@
         <mc:AlternateContent>
           <mc:Choice Requires="wps">
             <w:drawing>
-              <wp:anchor distT="0" distB="0" distL="114300" distR="114300" simplePos="0" relativeHeight="251664384" behindDoc="1" locked="0" layoutInCell="1" allowOverlap="1" wp14:anchorId="632A3BAC" wp14:editId="2D86327E">
+              <wp:anchor distT="0" distB="0" distL="114300" distR="114300" simplePos="0" relativeHeight="251664384" behindDoc="1" locked="0" layoutInCell="1" allowOverlap="1" wp14:anchorId="4C3EC5ED" wp14:editId="1F3BF8AE">
                 <wp:simplePos x="0" y="0"/>
                 <wp:positionH relativeFrom="margin">
                   <wp:align>left</wp:align>
@@ -230,7 +230,7 @@
           </mc:Choice>
           <mc:Fallback>
             <w:pict>
-              <v:shape w14:anchorId="632A3BAC" id="Cuadro de texto 3" o:spid="_x0000_s1027" type="#_x0000_t202" style="position:absolute;margin-left:0;margin-top:561.85pt;width:246.15pt;height:42.8pt;z-index:-251652096;visibility:visible;mso-wrap-style:square;mso-wrap-distance-left:9pt;mso-wrap-distance-top:0;mso-wrap-distance-right:9pt;mso-wrap-distance-bottom:0;mso-position-horizontal:left;mso-position-horizontal-relative:margin;mso-position-vertical:absolute;mso-position-vertical-relative:text;v-text-anchor:top" o:gfxdata="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" filled="f" stroked="f">
+              <v:shape w14:anchorId="4C3EC5ED" id="Cuadro de texto 3" o:spid="_x0000_s1027" type="#_x0000_t202" style="position:absolute;margin-left:0;margin-top:561.85pt;width:246.15pt;height:42.8pt;z-index:-251652096;visibility:visible;mso-wrap-style:square;mso-wrap-distance-left:9pt;mso-wrap-distance-top:0;mso-wrap-distance-right:9pt;mso-wrap-distance-bottom:0;mso-position-horizontal:left;mso-position-horizontal-relative:margin;mso-position-vertical:absolute;mso-position-vertical-relative:text;v-text-anchor:top" o:gfxdata="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" filled="f" stroked="f">
                 <v:textbox>
                   <w:txbxContent>
                     <w:p>
@@ -274,7 +274,7 @@
         <mc:AlternateContent>
           <mc:Choice Requires="wps">
             <w:drawing>
-              <wp:anchor distT="0" distB="0" distL="114300" distR="114300" simplePos="0" relativeHeight="251662336" behindDoc="1" locked="0" layoutInCell="1" allowOverlap="1" wp14:anchorId="6640182A" wp14:editId="7BE22592">
+              <wp:anchor distT="0" distB="0" distL="114300" distR="114300" simplePos="0" relativeHeight="251662336" behindDoc="1" locked="0" layoutInCell="1" allowOverlap="1" wp14:anchorId="5ABFEE0C" wp14:editId="101C1D1A">
                 <wp:simplePos x="0" y="0"/>
                 <wp:positionH relativeFrom="margin">
                   <wp:posOffset>2717851</wp:posOffset>
@@ -358,7 +358,7 @@
           </mc:Choice>
           <mc:Fallback>
             <w:pict>
-              <v:shape w14:anchorId="6640182A" id="Cuadro de texto 2" o:spid="_x0000_s1028" type="#_x0000_t202" style="position:absolute;margin-left:214pt;margin-top:46.15pt;width:246.15pt;height:42.8pt;z-index:-251654144;visibility:visible;mso-wrap-style:square;mso-wrap-distance-left:9pt;mso-wrap-distance-top:0;mso-wrap-distance-right:9pt;mso-wrap-distance-bottom:0;mso-position-horizontal:absolute;mso-position-horizontal-relative:margin;mso-position-vertical:absolute;mso-position-vertical-relative:text;v-text-anchor:top" o:gfxdata="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" filled="f" stroked="f">
+              <v:shape w14:anchorId="5ABFEE0C" id="Cuadro de texto 2" o:spid="_x0000_s1028" type="#_x0000_t202" style="position:absolute;margin-left:214pt;margin-top:46.15pt;width:246.15pt;height:42.8pt;z-index:-251654144;visibility:visible;mso-wrap-style:square;mso-wrap-distance-left:9pt;mso-wrap-distance-top:0;mso-wrap-distance-right:9pt;mso-wrap-distance-bottom:0;mso-position-horizontal:absolute;mso-position-horizontal-relative:margin;mso-position-vertical:absolute;mso-position-vertical-relative:text;v-text-anchor:top" o:gfxdata="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" filled="f" stroked="f">
                 <v:textbox>
                   <w:txbxContent>
                     <w:p>
@@ -408,7 +408,7 @@
             <mc:AlternateContent>
               <mc:Choice Requires="wpg">
                 <w:drawing>
-                  <wp:anchor distT="0" distB="0" distL="114300" distR="114300" simplePos="0" relativeHeight="251659264" behindDoc="1" locked="0" layoutInCell="1" allowOverlap="1" wp14:anchorId="43EBE590">
+                  <wp:anchor distT="0" distB="0" distL="114300" distR="114300" simplePos="0" relativeHeight="251659264" behindDoc="1" locked="0" layoutInCell="1" allowOverlap="1" wp14:anchorId="219520A6" wp14:editId="71124E9A">
                     <wp:simplePos x="0" y="0"/>
                     <wp:positionH relativeFrom="page">
                       <wp:align>center</wp:align>
@@ -1089,7 +1089,7 @@
               </mc:Choice>
               <mc:Fallback>
                 <w:pict>
-                  <v:group w14:anchorId="43EBE590" id="Grupo 48" o:spid="_x0000_s1029" style="position:absolute;margin-left:0;margin-top:0;width:540pt;height:10in;z-index:-251657216;mso-width-percent:882;mso-height-percent:909;mso-position-horizontal:center;mso-position-horizontal-relative:page;mso-position-vertical:center;mso-position-vertical-relative:page;mso-width-percent:882;mso-height-percent:909" coordsize="68580,91440" o:gfxdata="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">
+                  <v:group w14:anchorId="219520A6" id="Grupo 48" o:spid="_x0000_s1029" style="position:absolute;margin-left:0;margin-top:0;width:540pt;height:10in;z-index:-251657216;mso-width-percent:882;mso-height-percent:909;mso-position-horizontal:center;mso-position-horizontal-relative:page;mso-position-vertical:center;mso-position-vertical-relative:page;mso-width-percent:882;mso-height-percent:909" coordsize="68580,91440" o:gfxdata="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">
                     <v:group id="Grupo 49" o:spid="_x0000_s1030" style="position:absolute;width:68580;height:91440" coordsize="68580,91440" o:gfxdata="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">
                       <v:rect id="Rectángulo 54" o:spid="_x0000_s1031" style="position:absolute;width:68580;height:91440;visibility:visible;mso-wrap-style:square;v-text-anchor:top" o:gfxdata="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" fillcolor="#485870 [3122]" stroked="f" strokeweight="1pt">
                         <v:fill color2="#3d4b5f [2882]" angle="348" colors="0 #88acbb;6554f #88acbb" focus="100%" type="gradient"/>
@@ -6665,7 +6665,7 @@
 </file>
 
 <file path=customXml/itemProps1.xml><?xml version="1.0" encoding="utf-8"?>
-<ds:datastoreItem xmlns:ds="http://schemas.openxmlformats.org/officeDocument/2006/customXml" ds:itemID="{06B1EF96-CEF0-4014-A47D-F44914434220}">
+<ds:datastoreItem xmlns:ds="http://schemas.openxmlformats.org/officeDocument/2006/customXml" ds:itemID="{7B53E0A7-7C9B-42AF-BA0D-7D6A3118453B}">
   <ds:schemaRefs>
     <ds:schemaRef ds:uri="http://schemas.openxmlformats.org/officeDocument/2006/bibliography"/>
   </ds:schemaRefs>
